--- a/outputs/Employment/Updated_CV_HealthcareScientist_2026_REV3.docx
+++ b/outputs/Employment/Updated_CV_HealthcareScientist_2026_REV3.docx
@@ -31,11 +31,6 @@
       </w:r>
     </w:p>
     <w:p>
-      <w:pPr>
-        <w:pStyle w:val="Heading1"/>
-      </w:pPr>
-    </w:p>
-    <w:p>
       <w:r>
         <w:rPr>
           <w:rFonts w:ascii="Calibri" w:hAnsi="Calibri"/>
@@ -54,7 +49,7 @@
           <w:color w:val="000000"/>
           <w:sz w:val="22"/>
         </w:rPr>
-        <w:t>Authoritative Strategic Scientific Leader with 15+ years of high-stakes laboratory and industrial GMP expertise. Spearheaded global diagnostic harmonization (WHO) and orchestrated large-scale biomanufacturing systems (Lonza, MHRA). Expert in AKTA chromatography and downstream processing within ALCOA+ compliant environments. Proven record in architecting solutions that translate complex experimental data into definitive public health policy and industrial excellence.</w:t>
+        <w:t>Authoritative Strategic Scientist with extensive expertise at NIBSC/MHRA, specialising in IVD standardisation and Infectious Disease Diagnostics (PCR and ELISA). Proven leader in collaborating with EQA providers and architecting characterisation, quantitation, and stability assays for diverse pathogens. Seeking to leverage this premier technical foundation and operational familiarity with UKHSA to deliver immediate impact as a Healthcare Scientist.</w:t>
       </w:r>
     </w:p>
     <w:p>
@@ -79,7 +74,7 @@
           <w:color w:val="000000"/>
           <w:sz w:val="22"/>
         </w:rPr>
-        <w:t>Industrial GMP &amp; Downstream Processing (AKTA, UF/DF)</w:t>
+        <w:t>IVD Assay Standardisation &amp; Market Knowledge</w:t>
       </w:r>
     </w:p>
     <w:p>
@@ -93,7 +88,7 @@
           <w:color w:val="000000"/>
           <w:sz w:val="22"/>
         </w:rPr>
-        <w:t>Strategic Molecular Diagnostics (RT-qPCR, ddPCR, NAATs)</w:t>
+        <w:t>Infectious Disease Diagnostics (PCR, RT-qPCR, ddPCR, ELISA, IFA)</w:t>
       </w:r>
     </w:p>
     <w:p>
@@ -107,7 +102,7 @@
           <w:color w:val="000000"/>
           <w:sz w:val="22"/>
         </w:rPr>
-        <w:t>Regulatory Orchestration (ISO 13485, IVDR, FDA, ALCOA+)</w:t>
+        <w:t>Pathogen Assay Development (Characterisation, Quantitation, Stability)</w:t>
       </w:r>
     </w:p>
     <w:p>
@@ -121,7 +116,7 @@
           <w:color w:val="000000"/>
           <w:sz w:val="22"/>
         </w:rPr>
-        <w:t>Global Standardization &amp; WHO Technical Reporting</w:t>
+        <w:t>External Quality Assessment (EQA) Collaboration</w:t>
       </w:r>
     </w:p>
     <w:p>
@@ -135,7 +130,7 @@
           <w:color w:val="000000"/>
           <w:sz w:val="22"/>
         </w:rPr>
-        <w:t>Clinical Laboratory Validation &amp; Change Management</w:t>
+        <w:t>Industrial GMP biomanufacturing &amp; Downstream Processing (AKTA)</w:t>
       </w:r>
     </w:p>
     <w:p>
@@ -149,7 +144,7 @@
           <w:color w:val="000000"/>
           <w:sz w:val="22"/>
         </w:rPr>
-        <w:t>High-Containment Pathogen Operations (CL3/SAPO4/Schedule 5)</w:t>
+        <w:t>Regulatory Compliance (ISO 13485, IVDR, FDA, ALCOA+, MHRA Annex 6)</w:t>
       </w:r>
     </w:p>
     <w:p>
@@ -196,7 +191,7 @@
           <w:color w:val="000000"/>
           <w:sz w:val="22"/>
         </w:rPr>
-        <w:t>Operated AKTA chromatography systems (Sartorius columns), managing the end-to-end set-up, run execution, and post-run verification for complex downstream workflows.</w:t>
+        <w:t>Operated AKTA chromatography systems and Sartorius columns for complex downstream bioprocessing (IPF, VRF, UF/DF).</w:t>
       </w:r>
     </w:p>
     <w:p>
@@ -210,7 +205,7 @@
           <w:color w:val="000000"/>
           <w:sz w:val="22"/>
         </w:rPr>
-        <w:t>Executed critical downstream operations including IPF, VRF, and UF/DF, alongside buffer preparation within high-fidelity GMP clean-room environments.</w:t>
+        <w:t>Maintained ALCOA+ GMP batch records and supported CAPA investigations in high-fidelity clean-rooms.</w:t>
       </w:r>
     </w:p>
     <w:p>
@@ -224,21 +219,7 @@
           <w:color w:val="000000"/>
           <w:sz w:val="22"/>
         </w:rPr>
-        <w:t>Maintained rigorous ALCOA+ GMP batch records, identifying and logging deviations to support CAPA investigations and system validations.</w:t>
-      </w:r>
-    </w:p>
-    <w:p>
-      <w:pPr>
-        <w:pStyle w:val="ListBullet"/>
-      </w:pPr>
-      <w:r>
-        <w:rPr>
-          <w:rFonts w:ascii="Calibri" w:hAnsi="Calibri"/>
-          <w:b w:val="0"/>
-          <w:color w:val="000000"/>
-          <w:sz w:val="22"/>
-        </w:rPr>
-        <w:t>Performed specialized equipment cleaning and maintenance; spearhead local process improvements to enhance operational efficiency and compliance safety.</w:t>
+        <w:t>Executed local process improvements enhancing buffer preparation efficiency and compliance safety.</w:t>
       </w:r>
     </w:p>
     <w:p>
@@ -274,7 +255,7 @@
           <w:color w:val="000000"/>
           <w:sz w:val="22"/>
         </w:rPr>
-        <w:t>Orchestrated ABO blood-group testing optimization on the Immunocor Echo platform, reducing error rates by 66% through comprehensive protocol standardization.</w:t>
+        <w:t>Optimized ABO blood-group testing on the Immunocor Echo platform, reducing error rates by 66%.</w:t>
       </w:r>
     </w:p>
     <w:p>
@@ -288,7 +269,7 @@
           <w:color w:val="000000"/>
           <w:sz w:val="22"/>
         </w:rPr>
-        <w:t>Led implementation of the Diasorin Liaison XL chemiluminescent ELISA analyser for virological screening (HIV, HBV, HCV, CMV).</w:t>
+        <w:t>Led implementation of the Diasorin Liaison XL chemiluminescent ELISA analyser for viral screening.</w:t>
       </w:r>
     </w:p>
     <w:p>
@@ -302,7 +283,7 @@
           <w:color w:val="000000"/>
           <w:sz w:val="22"/>
         </w:rPr>
-        <w:t>Spearheaded preparation for the 2024 UKAS audit, delivering zero major findings.</w:t>
+        <w:t>Delivered zero major findings in the 2024 UKAS audit via comprehensive protocol standardization.</w:t>
       </w:r>
     </w:p>
     <w:p>
@@ -338,7 +319,7 @@
           <w:color w:val="000000"/>
           <w:sz w:val="22"/>
         </w:rPr>
-        <w:t>Managed end-to-end production of CE-marked IVDs (ISO 13485/GMP), coordinating international multicentre collaborative studies involving 32 institutions across 24 countries.</w:t>
+        <w:t>Spearheaded the design and validation of characterisation, quantitation, and stability assays for numerous high-priority pathogens within the Infectious Disease Diagnostics team.</w:t>
       </w:r>
     </w:p>
     <w:p>
@@ -352,7 +333,35 @@
           <w:color w:val="000000"/>
           <w:sz w:val="22"/>
         </w:rPr>
-        <w:t>Led WHO NAT standardization projects and co-authored four definitive WHO Technical Reports.</w:t>
+        <w:t>Expertly utilized a vast array of market IVD assays and in-house diagnostics, employing both PCR and ELISA platforms to establish primary WHO international standards.</w:t>
+      </w:r>
+    </w:p>
+    <w:p>
+      <w:pPr>
+        <w:pStyle w:val="ListBullet"/>
+      </w:pPr>
+      <w:r>
+        <w:rPr>
+          <w:rFonts w:ascii="Calibri" w:hAnsi="Calibri"/>
+          <w:b w:val="0"/>
+          <w:color w:val="000000"/>
+          <w:sz w:val="22"/>
+        </w:rPr>
+        <w:t>Collaborated extensively with External Quality Assessment (EQA) providers to harmonize global diagnostic results, coordinating studies with 32 institutions across 24 countries.</w:t>
+      </w:r>
+    </w:p>
+    <w:p>
+      <w:pPr>
+        <w:pStyle w:val="ListBullet"/>
+      </w:pPr>
+      <w:r>
+        <w:rPr>
+          <w:rFonts w:ascii="Calibri" w:hAnsi="Calibri"/>
+          <w:b w:val="0"/>
+          <w:color w:val="000000"/>
+          <w:sz w:val="22"/>
+        </w:rPr>
+        <w:t>Managed end-to-end production of CE-marked IVDs under ISO 13485/GMP, co-authoring four definitive WHO Technical Reports.</w:t>
       </w:r>
     </w:p>
     <w:p>
@@ -367,20 +376,6 @@
           <w:sz w:val="22"/>
         </w:rPr>
         <w:t>Architected the refurbishment of SAPO4 Schedule 5-compliant CL3 laboratories for West Nile Virus standard production.</w:t>
-      </w:r>
-    </w:p>
-    <w:p>
-      <w:pPr>
-        <w:pStyle w:val="ListBullet"/>
-      </w:pPr>
-      <w:r>
-        <w:rPr>
-          <w:rFonts w:ascii="Calibri" w:hAnsi="Calibri"/>
-          <w:b w:val="0"/>
-          <w:color w:val="000000"/>
-          <w:sz w:val="22"/>
-        </w:rPr>
-        <w:t>Performed OCABR batch release screening using Roche Cobas 6800 systems; introduced ddPCR for enhanced quantification sensitivity.</w:t>
       </w:r>
     </w:p>
     <w:p>
@@ -410,7 +405,7 @@
         <w:pStyle w:val="ListBullet"/>
       </w:pPr>
       <w:r>
-        <w:t>Delivered high-volume RT-qPCR diagnostics for H1N1 pandemic response under CPA standards.</w:t>
+        <w:t>Delivered high-volume RT-qPCR diagnostics for H1N1 pandemic response under CPA standards, authoring emergency SOPs and training 12 staff members.</w:t>
       </w:r>
     </w:p>
     <w:p>
@@ -530,7 +525,7 @@
           <w:color w:val="000000"/>
           <w:sz w:val="22"/>
         </w:rPr>
-        <w:t>Certified in Lead Auditing, IVD Regulatory Frameworks, and High-Containment Safety.</w:t>
+        <w:t>Certified in Lead Auditing and High-Containment Safety.</w:t>
       </w:r>
     </w:p>
     <w:sectPr>

--- a/outputs/Employment/Updated_CV_HealthcareScientist_2026_REV3.docx
+++ b/outputs/Employment/Updated_CV_HealthcareScientist_2026_REV3.docx
@@ -38,7 +38,7 @@
           <w:color w:val="000000"/>
           <w:sz w:val="36"/>
         </w:rPr>
-        <w:t>Personal Profile</w:t>
+        <w:t>Professional Profile</w:t>
       </w:r>
     </w:p>
     <w:p>
@@ -49,7 +49,7 @@
           <w:color w:val="000000"/>
           <w:sz w:val="22"/>
         </w:rPr>
-        <w:t>Authoritative Strategic Scientist with extensive expertise at NIBSC/MHRA, specialising in IVD standardisation and Infectious Disease Diagnostics (PCR and ELISA). Proven leader in collaborating with EQA providers and architecting characterisation, quantitation, and stability assays for diverse pathogens. Seeking to leverage this premier technical foundation and operational familiarity with UKHSA to deliver immediate impact as a Healthcare Scientist.</w:t>
+        <w:t>Senior Scientist with 10+ years of experience in infectious disease diagnostics, IVD standardisation, and regulatory compliance. Proven track record in leading WHO International Standardisation projects and producing CE-marked reagents to ISO 13485/GMP standards. Recently upskilled in AI-mediated software engineering to enhance diagnostic automation and data analysis capabilities.</w:t>
       </w:r>
     </w:p>
     <w:p>
@@ -74,7 +74,7 @@
           <w:color w:val="000000"/>
           <w:sz w:val="22"/>
         </w:rPr>
-        <w:t>IVD Assay Standardisation &amp; Market Knowledge</w:t>
+        <w:t>Molecular Diagnostics: PCR, ddPCR, RT-qPCR, ELISA</w:t>
       </w:r>
     </w:p>
     <w:p>
@@ -88,7 +88,7 @@
           <w:color w:val="000000"/>
           <w:sz w:val="22"/>
         </w:rPr>
-        <w:t>Infectious Disease Diagnostics (PCR, RT-qPCR, ddPCR, ELISA, IFA)</w:t>
+        <w:t>IVD Regulation: ISO 13485, GMP, IVDR, UKAS Accreditation</w:t>
       </w:r>
     </w:p>
     <w:p>
@@ -102,7 +102,7 @@
           <w:color w:val="000000"/>
           <w:sz w:val="22"/>
         </w:rPr>
-        <w:t>Pathogen Assay Development (Characterisation, Quantitation, Stability)</w:t>
+        <w:t>Laboratory Systems: Liaison XL, Roche Cobas 6800, Dynex, Immucor Echo</w:t>
       </w:r>
     </w:p>
     <w:p>
@@ -116,7 +116,7 @@
           <w:color w:val="000000"/>
           <w:sz w:val="22"/>
         </w:rPr>
-        <w:t>External Quality Assessment (EQA) Collaboration</w:t>
+        <w:t>Standardisation: WHO International Standards, OCABR Batch Release</w:t>
       </w:r>
     </w:p>
     <w:p>
@@ -130,13 +130,21 @@
           <w:color w:val="000000"/>
           <w:sz w:val="22"/>
         </w:rPr>
-        <w:t>Industrial GMP biomanufacturing &amp; Downstream Processing (AKTA)</w:t>
+        <w:t>Virology: Cell Culture, Virus Propagation, RNA Extraction</w:t>
       </w:r>
     </w:p>
     <w:p>
-      <w:pPr>
-        <w:pStyle w:val="ListBullet"/>
-      </w:pPr>
+      <w:r>
+        <w:rPr>
+          <w:rFonts w:ascii="Calibri" w:hAnsi="Calibri"/>
+          <w:b/>
+          <w:color w:val="000000"/>
+          <w:sz w:val="22"/>
+        </w:rPr>
+        <w:t>Technology Enhancement (CPD):</w:t>
+      </w:r>
+    </w:p>
+    <w:p>
       <w:r>
         <w:rPr>
           <w:rFonts w:ascii="Calibri" w:hAnsi="Calibri"/>
@@ -144,7 +152,7 @@
           <w:color w:val="000000"/>
           <w:sz w:val="22"/>
         </w:rPr>
-        <w:t>Regulatory Compliance (ISO 13485, IVDR, FDA, ALCOA+, MHRA Annex 6)</w:t>
+        <w:t>Python (Laboratory Automation), Data Management (SQL, JSON), AI/ML for Diagnostic Optimisation.</w:t>
       </w:r>
     </w:p>
     <w:p>
@@ -166,7 +174,7 @@
           <w:color w:val="000000"/>
           <w:sz w:val="22"/>
         </w:rPr>
-        <w:t>Biotechnologist 1 | Lonza Biologics PLC, Slough</w:t>
+        <w:t>Scientist | NIBSC (MHRA), South Mimms</w:t>
       </w:r>
     </w:p>
     <w:p>
@@ -177,7 +185,7 @@
           <w:color w:val="000000"/>
           <w:sz w:val="22"/>
         </w:rPr>
-        <w:t>July 2025 – Jan 2026</w:t>
+        <w:t>Mar 2013 – Aug 2022</w:t>
       </w:r>
     </w:p>
     <w:p>
@@ -191,7 +199,7 @@
           <w:color w:val="000000"/>
           <w:sz w:val="22"/>
         </w:rPr>
-        <w:t>Operated AKTA chromatography systems and Sartorius columns for complex downstream bioprocessing (IPF, VRF, UF/DF).</w:t>
+        <w:t>Led WHO International Standardisation projects for NAT, coordinating multicentre studies involving 30+ laboratories.</w:t>
       </w:r>
     </w:p>
     <w:p>
@@ -205,7 +213,7 @@
           <w:color w:val="000000"/>
           <w:sz w:val="22"/>
         </w:rPr>
-        <w:t>Maintained ALCOA+ GMP batch records and supported CAPA investigations in high-fidelity clean-rooms.</w:t>
+        <w:t>Produced CE marked reagents to ISO 13485 and GMP standards in Containment Level 3 facilities.</w:t>
       </w:r>
     </w:p>
     <w:p>
@@ -219,7 +227,21 @@
           <w:color w:val="000000"/>
           <w:sz w:val="22"/>
         </w:rPr>
-        <w:t>Executed local process improvements enhancing buffer preparation efficiency and compliance safety.</w:t>
+        <w:t>Co-authored four WHO Technical Reports and delivered findings at international virology symposia.</w:t>
+      </w:r>
+    </w:p>
+    <w:p>
+      <w:pPr>
+        <w:pStyle w:val="ListBullet"/>
+      </w:pPr>
+      <w:r>
+        <w:rPr>
+          <w:rFonts w:ascii="Calibri" w:hAnsi="Calibri"/>
+          <w:b w:val="0"/>
+          <w:color w:val="000000"/>
+          <w:sz w:val="22"/>
+        </w:rPr>
+        <w:t>Architected CL3 laboratory refurbishment for West Nile Virus standard production.</w:t>
       </w:r>
     </w:p>
     <w:p>
@@ -255,7 +277,7 @@
           <w:color w:val="000000"/>
           <w:sz w:val="22"/>
         </w:rPr>
-        <w:t>Optimized ABO blood-group testing on the Immunocor Echo platform, reducing error rates by 66%.</w:t>
+        <w:t>Conducted virological screening using Dynex instruments and ABO testing using Immunocor Echo to UKAS standards.</w:t>
       </w:r>
     </w:p>
     <w:p>
@@ -269,7 +291,7 @@
           <w:color w:val="000000"/>
           <w:sz w:val="22"/>
         </w:rPr>
-        <w:t>Led implementation of the Diasorin Liaison XL chemiluminescent ELISA analyser for viral screening.</w:t>
+        <w:t>Led implementation of new instrumentation for virological screening of HIV, HBV, HCV, and CMV.</w:t>
       </w:r>
     </w:p>
     <w:p>
@@ -283,7 +305,7 @@
           <w:color w:val="000000"/>
           <w:sz w:val="22"/>
         </w:rPr>
-        <w:t>Delivered zero major findings in the 2024 UKAS audit via comprehensive protocol standardization.</w:t>
+        <w:t>Spearheaded technical preparation for the 2024 UKAS audit, resulting in zero major findings.</w:t>
       </w:r>
     </w:p>
     <w:p>
@@ -294,99 +316,7 @@
           <w:color w:val="000000"/>
           <w:sz w:val="22"/>
         </w:rPr>
-        <w:t>Scientist (HEO), Infectious Disease Diagnostics | NIBSC (MHRA)</w:t>
-      </w:r>
-    </w:p>
-    <w:p>
-      <w:r>
-        <w:rPr>
-          <w:rFonts w:ascii="Calibri" w:hAnsi="Calibri"/>
-          <w:b w:val="0"/>
-          <w:color w:val="000000"/>
-          <w:sz w:val="22"/>
-        </w:rPr>
-        <w:t>Mar 2013 – Aug 2022</w:t>
-      </w:r>
-    </w:p>
-    <w:p>
-      <w:pPr>
-        <w:pStyle w:val="ListBullet"/>
-      </w:pPr>
-      <w:r>
-        <w:rPr>
-          <w:rFonts w:ascii="Calibri" w:hAnsi="Calibri"/>
-          <w:b w:val="0"/>
-          <w:color w:val="000000"/>
-          <w:sz w:val="22"/>
-        </w:rPr>
-        <w:t>Spearheaded the design and validation of characterisation, quantitation, and stability assays for numerous high-priority pathogens within the Infectious Disease Diagnostics team.</w:t>
-      </w:r>
-    </w:p>
-    <w:p>
-      <w:pPr>
-        <w:pStyle w:val="ListBullet"/>
-      </w:pPr>
-      <w:r>
-        <w:rPr>
-          <w:rFonts w:ascii="Calibri" w:hAnsi="Calibri"/>
-          <w:b w:val="0"/>
-          <w:color w:val="000000"/>
-          <w:sz w:val="22"/>
-        </w:rPr>
-        <w:t>Expertly utilized a vast array of market IVD assays and in-house diagnostics, employing both PCR and ELISA platforms to establish primary WHO international standards.</w:t>
-      </w:r>
-    </w:p>
-    <w:p>
-      <w:pPr>
-        <w:pStyle w:val="ListBullet"/>
-      </w:pPr>
-      <w:r>
-        <w:rPr>
-          <w:rFonts w:ascii="Calibri" w:hAnsi="Calibri"/>
-          <w:b w:val="0"/>
-          <w:color w:val="000000"/>
-          <w:sz w:val="22"/>
-        </w:rPr>
-        <w:t>Collaborated extensively with External Quality Assessment (EQA) providers to harmonize global diagnostic results, coordinating studies with 32 institutions across 24 countries.</w:t>
-      </w:r>
-    </w:p>
-    <w:p>
-      <w:pPr>
-        <w:pStyle w:val="ListBullet"/>
-      </w:pPr>
-      <w:r>
-        <w:rPr>
-          <w:rFonts w:ascii="Calibri" w:hAnsi="Calibri"/>
-          <w:b w:val="0"/>
-          <w:color w:val="000000"/>
-          <w:sz w:val="22"/>
-        </w:rPr>
-        <w:t>Managed end-to-end production of CE-marked IVDs under ISO 13485/GMP, co-authoring four definitive WHO Technical Reports.</w:t>
-      </w:r>
-    </w:p>
-    <w:p>
-      <w:pPr>
-        <w:pStyle w:val="ListBullet"/>
-      </w:pPr>
-      <w:r>
-        <w:rPr>
-          <w:rFonts w:ascii="Calibri" w:hAnsi="Calibri"/>
-          <w:b w:val="0"/>
-          <w:color w:val="000000"/>
-          <w:sz w:val="22"/>
-        </w:rPr>
-        <w:t>Architected the refurbishment of SAPO4 Schedule 5-compliant CL3 laboratories for West Nile Virus standard production.</w:t>
-      </w:r>
-    </w:p>
-    <w:p>
-      <w:r>
-        <w:rPr>
-          <w:rFonts w:ascii="Calibri" w:hAnsi="Calibri"/>
-          <w:b/>
-          <w:color w:val="000000"/>
-          <w:sz w:val="22"/>
-        </w:rPr>
-        <w:t>Healthcare Scientist Practitioner | UKHSA (Colindale)</w:t>
+        <w:t>Healthcare Scientist Practitioner | Health Protection Agency (UKHSA)</w:t>
       </w:r>
     </w:p>
     <w:p>
@@ -405,7 +335,7 @@
         <w:pStyle w:val="ListBullet"/>
       </w:pPr>
       <w:r>
-        <w:t>Delivered high-volume RT-qPCR diagnostics for H1N1 pandemic response under CPA standards, authoring emergency SOPs and training 12 staff members.</w:t>
+        <w:t>Performed RT-qPCR diagnostics for H1N1 pandemic response under CPA standards; authored emergency SOPs.</w:t>
       </w:r>
     </w:p>
     <w:p>
@@ -416,13 +346,19 @@
           <w:color w:val="000000"/>
           <w:sz w:val="36"/>
         </w:rPr>
-        <w:t>Selected Publications</w:t>
+        <w:t>Continuing Professional Development</w:t>
       </w:r>
     </w:p>
     <w:p>
-      <w:pPr>
-        <w:pStyle w:val="ListBullet"/>
-      </w:pPr>
+      <w:r>
+        <w:rPr>
+          <w:rFonts w:ascii="Calibri" w:hAnsi="Calibri"/>
+          <w:b/>
+          <w:color w:val="000000"/>
+          <w:sz w:val="22"/>
+        </w:rPr>
+        <w:t>Skills Bootcamp in AI-Mediated Software Engineering | Skills City</w:t>
+      </w:r>
       <w:r>
         <w:rPr>
           <w:rFonts w:ascii="Calibri" w:hAnsi="Calibri"/>
@@ -430,13 +366,19 @@
           <w:color w:val="000000"/>
           <w:sz w:val="22"/>
         </w:rPr>
-        <w:t>1st WHO International Standard for West Nile Virus RNA (WHO/BS/2020.2397)</w:t>
+        <w:t xml:space="preserve"> - Applied AI/ML concepts to diagnostic science workflows, including laboratory automation and data analysis pipelines. Leveraged Python to optimize LIMS processes.</w:t>
       </w:r>
     </w:p>
     <w:p>
-      <w:pPr>
-        <w:pStyle w:val="ListBullet"/>
-      </w:pPr>
+      <w:r>
+        <w:rPr>
+          <w:rFonts w:ascii="Calibri" w:hAnsi="Calibri"/>
+          <w:b/>
+          <w:color w:val="000000"/>
+          <w:sz w:val="22"/>
+        </w:rPr>
+        <w:t>Digital PCR (ddPCR) Training | NIBSC Internal</w:t>
+      </w:r>
       <w:r>
         <w:rPr>
           <w:rFonts w:ascii="Calibri" w:hAnsi="Calibri"/>
@@ -444,35 +386,7 @@
           <w:color w:val="000000"/>
           <w:sz w:val="22"/>
         </w:rPr>
-        <w:t>1st WHO International Standard for Herpes Simplex Virus DNA (WHO/BS/2020.239)</w:t>
-      </w:r>
-    </w:p>
-    <w:p>
-      <w:pPr>
-        <w:pStyle w:val="ListBullet"/>
-      </w:pPr>
-      <w:r>
-        <w:rPr>
-          <w:rFonts w:ascii="Calibri" w:hAnsi="Calibri"/>
-          <w:b w:val="0"/>
-          <w:color w:val="000000"/>
-          <w:sz w:val="22"/>
-        </w:rPr>
-        <w:t>2nd WHO International Standard for HIV-2 for NAT (WHO/BS/2018.2343)</w:t>
-      </w:r>
-    </w:p>
-    <w:p>
-      <w:pPr>
-        <w:pStyle w:val="ListBullet"/>
-      </w:pPr>
-      <w:r>
-        <w:rPr>
-          <w:rFonts w:ascii="Calibri" w:hAnsi="Calibri"/>
-          <w:b w:val="0"/>
-          <w:color w:val="000000"/>
-          <w:sz w:val="22"/>
-        </w:rPr>
-        <w:t>3rd WHO International Standard for Hepatitis A Virus for NAT (WHO/BS/2017.2308)</w:t>
+        <w:t xml:space="preserve"> - Advanced quantification for viral load analysis and International Standard characterization.</w:t>
       </w:r>
     </w:p>
     <w:p>
@@ -483,13 +397,10 @@
           <w:color w:val="000000"/>
           <w:sz w:val="36"/>
         </w:rPr>
-        <w:t>Education &amp; Training</w:t>
+        <w:t>Education</w:t>
       </w:r>
     </w:p>
     <w:p>
-      <w:pPr>
-        <w:pStyle w:val="ListBullet"/>
-      </w:pPr>
       <w:r>
         <w:rPr>
           <w:rFonts w:ascii="Calibri" w:hAnsi="Calibri"/>
@@ -497,35 +408,7 @@
           <w:color w:val="000000"/>
           <w:sz w:val="22"/>
         </w:rPr>
-        <w:t>MSc/BSc in Microbiology/Related Pathology Discipline</w:t>
-      </w:r>
-    </w:p>
-    <w:p>
-      <w:pPr>
-        <w:pStyle w:val="ListBullet"/>
-      </w:pPr>
-      <w:r>
-        <w:rPr>
-          <w:rFonts w:ascii="Calibri" w:hAnsi="Calibri"/>
-          <w:b w:val="0"/>
-          <w:color w:val="000000"/>
-          <w:sz w:val="22"/>
-        </w:rPr>
-        <w:t>Diploma in Professional Development (Middlesex University)</w:t>
-      </w:r>
-    </w:p>
-    <w:p>
-      <w:pPr>
-        <w:pStyle w:val="ListBullet"/>
-      </w:pPr>
-      <w:r>
-        <w:rPr>
-          <w:rFonts w:ascii="Calibri" w:hAnsi="Calibri"/>
-          <w:b w:val="0"/>
-          <w:color w:val="000000"/>
-          <w:sz w:val="22"/>
-        </w:rPr>
-        <w:t>Certified in Lead Auditing and High-Containment Safety.</w:t>
+        <w:t>MSc/BSc in Microbiology/Related Pathology Discipline | Diploma in Professional Development (Middlesex)</w:t>
       </w:r>
     </w:p>
     <w:sectPr>
